--- a/assets/CN_Practicals/CelNet Lab 2.docx
+++ b/assets/CN_Practicals/CelNet Lab 2.docx
@@ -1,6 +1,6 @@
 
 <file path=word/document.xml><?xml version="1.0" encoding="utf-8"?>
-<w:document xmlns:wpc="http://schemas.microsoft.com/office/word/2010/wordprocessingCanvas" xmlns:mc="http://schemas.openxmlformats.org/markup-compatibility/2006" xmlns:o="urn:schemas-microsoft-com:office:office" xmlns:r="http://schemas.openxmlformats.org/officeDocument/2006/relationships" xmlns:m="http://schemas.openxmlformats.org/officeDocument/2006/math" xmlns:v="urn:schemas-microsoft-com:vml" xmlns:wp14="http://schemas.microsoft.com/office/word/2010/wordprocessingDrawing" xmlns:wp="http://schemas.openxmlformats.org/drawingml/2006/wordprocessingDrawing" xmlns:w10="urn:schemas-microsoft-com:office:word" xmlns:w="http://schemas.openxmlformats.org/wordprocessingml/2006/main" xmlns:w14="http://schemas.microsoft.com/office/word/2010/wordml" xmlns:w15="http://schemas.microsoft.com/office/word/2012/wordml" xmlns:wpg="http://schemas.microsoft.com/office/word/2010/wordprocessingGroup" xmlns:wpi="http://schemas.microsoft.com/office/word/2010/wordprocessingInk" xmlns:wne="http://schemas.microsoft.com/office/word/2006/wordml" xmlns:wps="http://schemas.microsoft.com/office/word/2010/wordprocessingShape" mc:Ignorable="w14 w15 wp14">
+<w:document xmlns:wpc="http://schemas.microsoft.com/office/word/2010/wordprocessingCanvas" xmlns:cx="http://schemas.microsoft.com/office/drawing/2014/chartex" xmlns:cx1="http://schemas.microsoft.com/office/drawing/2015/9/8/chartex" xmlns:cx2="http://schemas.microsoft.com/office/drawing/2015/10/21/chartex" xmlns:cx3="http://schemas.microsoft.com/office/drawing/2016/5/9/chartex" xmlns:cx4="http://schemas.microsoft.com/office/drawing/2016/5/10/chartex" xmlns:cx5="http://schemas.microsoft.com/office/drawing/2016/5/11/chartex" xmlns:cx6="http://schemas.microsoft.com/office/drawing/2016/5/12/chartex" xmlns:cx7="http://schemas.microsoft.com/office/drawing/2016/5/13/chartex" xmlns:cx8="http://schemas.microsoft.com/office/drawing/2016/5/14/chartex" xmlns:mc="http://schemas.openxmlformats.org/markup-compatibility/2006" xmlns:aink="http://schemas.microsoft.com/office/drawing/2016/ink" xmlns:am3d="http://schemas.microsoft.com/office/drawing/2017/model3d" xmlns:o="urn:schemas-microsoft-com:office:office" xmlns:oel="http://schemas.microsoft.com/office/2019/extlst" xmlns:r="http://schemas.openxmlformats.org/officeDocument/2006/relationships" xmlns:m="http://schemas.openxmlformats.org/officeDocument/2006/math" xmlns:v="urn:schemas-microsoft-com:vml" xmlns:wp14="http://schemas.microsoft.com/office/word/2010/wordprocessingDrawing" xmlns:wp="http://schemas.openxmlformats.org/drawingml/2006/wordprocessingDrawing" xmlns:w10="urn:schemas-microsoft-com:office:word" xmlns:w="http://schemas.openxmlformats.org/wordprocessingml/2006/main" xmlns:w14="http://schemas.microsoft.com/office/word/2010/wordml" xmlns:w15="http://schemas.microsoft.com/office/word/2012/wordml" xmlns:w16cex="http://schemas.microsoft.com/office/word/2018/wordml/cex" xmlns:w16cid="http://schemas.microsoft.com/office/word/2016/wordml/cid" xmlns:w16="http://schemas.microsoft.com/office/word/2018/wordml" xmlns:w16du="http://schemas.microsoft.com/office/word/2023/wordml/word16du" xmlns:w16sdtdh="http://schemas.microsoft.com/office/word/2020/wordml/sdtdatahash" xmlns:w16sdtfl="http://schemas.microsoft.com/office/word/2024/wordml/sdtformatlock" xmlns:w16se="http://schemas.microsoft.com/office/word/2015/wordml/symex" xmlns:wpg="http://schemas.microsoft.com/office/word/2010/wordprocessingGroup" xmlns:wpi="http://schemas.microsoft.com/office/word/2010/wordprocessingInk" xmlns:wne="http://schemas.microsoft.com/office/word/2006/wordml" xmlns:wps="http://schemas.microsoft.com/office/word/2010/wordprocessingShape" mc:Ignorable="w14 w15 w16se w16cid w16 w16cex w16sdtdh w16sdtfl w16du wp14">
   <w:body>
     <w:tbl>
       <w:tblPr>
@@ -114,23 +114,13 @@
                       <w:lang w:val="en-US"/>
                     </w:rPr>
                   </w:pPr>
-                  <w:proofErr w:type="spellStart"/>
                   <w:r>
                     <w:rPr>
                       <w:rFonts w:ascii="Times New Roman" w:hAnsi="Times New Roman" w:cs="Times New Roman"/>
                       <w:sz w:val="20"/>
                       <w:lang w:val="en-US"/>
                     </w:rPr>
-                    <w:t>Sinhgad</w:t>
-                  </w:r>
-                  <w:proofErr w:type="spellEnd"/>
-                  <w:r>
-                    <w:rPr>
-                      <w:rFonts w:ascii="Times New Roman" w:hAnsi="Times New Roman" w:cs="Times New Roman"/>
-                      <w:sz w:val="20"/>
-                      <w:lang w:val="en-US"/>
-                    </w:rPr>
-                    <w:t xml:space="preserve"> Technical Education Society’s</w:t>
+                    <w:t>Sinhgad Technical Education Society’s</w:t>
                   </w:r>
                 </w:p>
                 <w:p>
@@ -151,27 +141,7 @@
                       <w:sz w:val="25"/>
                       <w:szCs w:val="23"/>
                     </w:rPr>
-                    <w:t xml:space="preserve">RMD </w:t>
-                  </w:r>
-                  <w:proofErr w:type="spellStart"/>
-                  <w:r>
-                    <w:rPr>
-                      <w:b/>
-                      <w:bCs/>
-                      <w:sz w:val="25"/>
-                      <w:szCs w:val="23"/>
-                    </w:rPr>
-                    <w:t>Sinhgad</w:t>
-                  </w:r>
-                  <w:proofErr w:type="spellEnd"/>
-                  <w:r>
-                    <w:rPr>
-                      <w:b/>
-                      <w:bCs/>
-                      <w:sz w:val="25"/>
-                      <w:szCs w:val="23"/>
-                    </w:rPr>
-                    <w:t xml:space="preserve"> School of Engineering, Warje, Pune.</w:t>
+                    <w:t>RMD Sinhgad School of Engineering, Warje, Pune.</w:t>
                   </w:r>
                 </w:p>
                 <w:p>
@@ -225,8 +195,6 @@
             <w:pPr>
               <w:jc w:val="center"/>
             </w:pPr>
-            <w:bookmarkStart w:id="0" w:name="_GoBack"/>
-            <w:bookmarkEnd w:id="0"/>
           </w:p>
           <w:p>
             <w:pPr>
@@ -554,23 +522,13 @@
                 <w:lang w:val="en-US"/>
               </w:rPr>
             </w:pPr>
-            <w:proofErr w:type="spellStart"/>
             <w:r>
               <w:rPr>
                 <w:rFonts w:ascii="Times New Roman" w:hAnsi="Times New Roman" w:cs="Times New Roman"/>
                 <w:sz w:val="20"/>
                 <w:lang w:val="en-US"/>
               </w:rPr>
-              <w:t>Sinhgad</w:t>
-            </w:r>
-            <w:proofErr w:type="spellEnd"/>
-            <w:r>
-              <w:rPr>
-                <w:rFonts w:ascii="Times New Roman" w:hAnsi="Times New Roman" w:cs="Times New Roman"/>
-                <w:sz w:val="20"/>
-                <w:lang w:val="en-US"/>
-              </w:rPr>
-              <w:t xml:space="preserve"> Technical Education Society’s</w:t>
+              <w:t>Sinhgad Technical Education Society’s</w:t>
             </w:r>
           </w:p>
           <w:p>
@@ -591,27 +549,7 @@
                 <w:sz w:val="25"/>
                 <w:szCs w:val="23"/>
               </w:rPr>
-              <w:t xml:space="preserve">RMD </w:t>
-            </w:r>
-            <w:proofErr w:type="spellStart"/>
-            <w:r>
-              <w:rPr>
-                <w:b/>
-                <w:bCs/>
-                <w:sz w:val="25"/>
-                <w:szCs w:val="23"/>
-              </w:rPr>
-              <w:t>Sinhgad</w:t>
-            </w:r>
-            <w:proofErr w:type="spellEnd"/>
-            <w:r>
-              <w:rPr>
-                <w:b/>
-                <w:bCs/>
-                <w:sz w:val="25"/>
-                <w:szCs w:val="23"/>
-              </w:rPr>
-              <w:t xml:space="preserve"> School of Engineering, Warje, Pune.</w:t>
+              <w:t>RMD Sinhgad School of Engineering, Warje, Pune.</w:t>
             </w:r>
           </w:p>
           <w:p>
@@ -688,7 +626,7 @@
                 <w:szCs w:val="48"/>
                 <w:lang w:val="en-US"/>
               </w:rPr>
-              <w:t>3</w:t>
+              <w:t>2</w:t>
             </w:r>
           </w:p>
         </w:tc>
@@ -816,108 +754,102 @@
           <w:rFonts w:asciiTheme="minorHAnsi" w:hAnsiTheme="minorHAnsi" w:cstheme="minorHAnsi"/>
           <w:color w:val="000009"/>
         </w:rPr>
-        <w:t xml:space="preserve"> AWGN channel with BPSK transmission for SNR: 0 to 50 </w:t>
-      </w:r>
-      <w:proofErr w:type="spellStart"/>
-      <w:r>
-        <w:rPr>
-          <w:rFonts w:asciiTheme="minorHAnsi" w:hAnsiTheme="minorHAnsi" w:cstheme="minorHAnsi"/>
-          <w:color w:val="000009"/>
-        </w:rPr>
-        <w:t>dB.</w:t>
-      </w:r>
-      <w:proofErr w:type="spellEnd"/>
-      <w:r>
-        <w:rPr>
-          <w:rFonts w:asciiTheme="minorHAnsi" w:hAnsiTheme="minorHAnsi" w:cstheme="minorHAnsi"/>
-          <w:color w:val="000009"/>
+        <w:t xml:space="preserve"> AWGN channel with BPSK transmission for SNR: 0 to 50 dB. </w:t>
+      </w:r>
+    </w:p>
+    <w:p>
+      <w:pPr>
+        <w:pStyle w:val="Heading1"/>
+      </w:pPr>
+      <w:r>
+        <w:t>Apparatus</w:t>
+      </w:r>
+    </w:p>
+    <w:p>
+      <w:pPr>
+        <w:rPr>
+          <w:rFonts w:cstheme="minorHAnsi"/>
+          <w:szCs w:val="24"/>
+          <w:lang w:val="en-IN" w:bidi="ar-SA"/>
+        </w:rPr>
+      </w:pPr>
+      <w:r>
+        <w:rPr>
+          <w:rFonts w:cstheme="minorHAnsi"/>
+          <w:szCs w:val="24"/>
+        </w:rPr>
+        <w:t xml:space="preserve"> PC, Octave</w:t>
+      </w:r>
+    </w:p>
+    <w:p>
+      <w:pPr>
+        <w:pStyle w:val="Heading1"/>
+      </w:pPr>
+      <w:r>
+        <w:t>Theory</w:t>
+      </w:r>
+    </w:p>
+    <w:p>
+      <w:pPr>
+        <w:pStyle w:val="Heading2"/>
+        <w:rPr>
+          <w:lang w:val="en-IN" w:bidi="ar-SA"/>
+        </w:rPr>
+      </w:pPr>
+      <w:r>
+        <w:rPr>
+          <w:lang w:val="en-IN" w:bidi="ar-SA"/>
+        </w:rPr>
+        <w:t>BPSK Modulation:</w:t>
+      </w:r>
+    </w:p>
+    <w:p>
+      <w:pPr>
+        <w:rPr>
+          <w:lang w:val="en-IN" w:bidi="ar-SA"/>
+        </w:rPr>
+      </w:pPr>
+      <w:r>
+        <w:rPr>
+          <w:lang w:val="en-IN" w:bidi="ar-SA"/>
+        </w:rPr>
+        <w:t xml:space="preserve">In digital modulation techniques, a set of basis functions are chosen for a particular </w:t>
+      </w:r>
+      <w:r>
+        <w:rPr>
+          <w:lang w:val="en-IN" w:bidi="ar-SA"/>
+        </w:rPr>
+        <w:t>m</w:t>
+      </w:r>
+      <w:r>
+        <w:rPr>
+          <w:lang w:val="en-IN" w:bidi="ar-SA"/>
+        </w:rPr>
+        <w:t>odulation</w:t>
+      </w:r>
+      <w:r>
+        <w:rPr>
+          <w:lang w:val="en-IN" w:bidi="ar-SA"/>
         </w:rPr>
         <w:t xml:space="preserve"> </w:t>
       </w:r>
-    </w:p>
-    <w:p>
-      <w:pPr>
-        <w:pStyle w:val="Heading1"/>
-      </w:pPr>
-      <w:r>
-        <w:t>Apparatus</w:t>
-      </w:r>
-    </w:p>
-    <w:p>
-      <w:pPr>
-        <w:rPr>
-          <w:rFonts w:cstheme="minorHAnsi"/>
-          <w:szCs w:val="24"/>
-          <w:lang w:val="en-IN" w:bidi="ar-SA"/>
-        </w:rPr>
-      </w:pPr>
-      <w:r>
-        <w:rPr>
-          <w:rFonts w:cstheme="minorHAnsi"/>
-          <w:szCs w:val="24"/>
-        </w:rPr>
-        <w:t xml:space="preserve"> PC, Octave</w:t>
-      </w:r>
-    </w:p>
-    <w:p>
-      <w:pPr>
-        <w:pStyle w:val="Heading1"/>
-      </w:pPr>
-      <w:r>
-        <w:t>Theory</w:t>
-      </w:r>
-    </w:p>
-    <w:p>
-      <w:pPr>
-        <w:pStyle w:val="Heading2"/>
-        <w:rPr>
-          <w:lang w:val="en-IN" w:bidi="ar-SA"/>
-        </w:rPr>
-      </w:pPr>
-      <w:r>
-        <w:rPr>
-          <w:lang w:val="en-IN" w:bidi="ar-SA"/>
-        </w:rPr>
-        <w:t>BPSK Modulation:</w:t>
-      </w:r>
-    </w:p>
-    <w:p>
-      <w:pPr>
-        <w:rPr>
-          <w:lang w:val="en-IN" w:bidi="ar-SA"/>
-        </w:rPr>
-      </w:pPr>
-      <w:r>
-        <w:rPr>
-          <w:lang w:val="en-IN" w:bidi="ar-SA"/>
-        </w:rPr>
-        <w:t xml:space="preserve">In digital modulation techniques, a set of </w:t>
-      </w:r>
-      <w:proofErr w:type="spellStart"/>
-      <w:r>
-        <w:rPr>
-          <w:lang w:val="en-IN" w:bidi="ar-SA"/>
-        </w:rPr>
-        <w:t>basis</w:t>
-      </w:r>
-      <w:proofErr w:type="spellEnd"/>
-      <w:r>
-        <w:rPr>
-          <w:lang w:val="en-IN" w:bidi="ar-SA"/>
-        </w:rPr>
-        <w:t xml:space="preserve"> functions are chosen for a particular </w:t>
-      </w:r>
-      <w:r>
-        <w:rPr>
-          <w:lang w:val="en-IN" w:bidi="ar-SA"/>
-        </w:rPr>
-        <w:t>m</w:t>
-      </w:r>
-      <w:r>
-        <w:rPr>
-          <w:lang w:val="en-IN" w:bidi="ar-SA"/>
-        </w:rPr>
-        <w:t>odulation</w:t>
+      <w:r>
+        <w:rPr>
+          <w:lang w:val="en-IN" w:bidi="ar-SA"/>
+        </w:rPr>
+        <w:t xml:space="preserve">scheme. </w:t>
+      </w:r>
+      <w:r>
+        <w:rPr>
+          <w:lang w:val="en-IN" w:bidi="ar-SA"/>
+        </w:rPr>
+        <w:t>Generally,</w:t>
+      </w:r>
+      <w:r>
+        <w:rPr>
+          <w:lang w:val="en-IN" w:bidi="ar-SA"/>
+        </w:rPr>
+        <w:t xml:space="preserve"> the basis functions are orthogonal to each other. Basis functions can be derived</w:t>
       </w:r>
       <w:r>
         <w:rPr>
@@ -929,33 +861,19 @@
         <w:rPr>
           <w:lang w:val="en-IN" w:bidi="ar-SA"/>
         </w:rPr>
-        <w:t xml:space="preserve">scheme. </w:t>
-      </w:r>
-      <w:r>
-        <w:rPr>
-          <w:lang w:val="en-IN" w:bidi="ar-SA"/>
-        </w:rPr>
-        <w:t>Generally,</w:t>
-      </w:r>
-      <w:r>
-        <w:rPr>
-          <w:lang w:val="en-IN" w:bidi="ar-SA"/>
-        </w:rPr>
-        <w:t xml:space="preserve"> the </w:t>
-      </w:r>
-      <w:proofErr w:type="spellStart"/>
-      <w:r>
-        <w:rPr>
-          <w:lang w:val="en-IN" w:bidi="ar-SA"/>
-        </w:rPr>
-        <w:t>basis</w:t>
-      </w:r>
-      <w:proofErr w:type="spellEnd"/>
-      <w:r>
-        <w:rPr>
-          <w:lang w:val="en-IN" w:bidi="ar-SA"/>
-        </w:rPr>
-        <w:t xml:space="preserve"> functions are orthogonal to each other. Basis functions can be derived</w:t>
+        <w:t>using ‘Gram Schmidt orthogonalization’ procedur</w:t>
+      </w:r>
+      <w:r>
+        <w:rPr>
+          <w:lang w:val="en-IN" w:bidi="ar-SA"/>
+        </w:rPr>
+        <w:t>e</w:t>
+      </w:r>
+      <w:r>
+        <w:rPr>
+          <w:lang w:val="en-IN" w:bidi="ar-SA"/>
+        </w:rPr>
+        <w:t>. Once the basis functions are</w:t>
       </w:r>
       <w:r>
         <w:rPr>
@@ -967,40 +885,8 @@
         <w:rPr>
           <w:lang w:val="en-IN" w:bidi="ar-SA"/>
         </w:rPr>
-        <w:t>using ‘Gram Schmidt orthogonalization’ procedur</w:t>
-      </w:r>
-      <w:r>
-        <w:rPr>
-          <w:lang w:val="en-IN" w:bidi="ar-SA"/>
-        </w:rPr>
-        <w:t>e</w:t>
-      </w:r>
-      <w:r>
-        <w:rPr>
-          <w:lang w:val="en-IN" w:bidi="ar-SA"/>
-        </w:rPr>
-        <w:t>. Once the basis functions are</w:t>
-      </w:r>
-      <w:r>
-        <w:rPr>
-          <w:lang w:val="en-IN" w:bidi="ar-SA"/>
-        </w:rPr>
-        <w:t xml:space="preserve"> </w:t>
-      </w:r>
-      <w:r>
-        <w:rPr>
-          <w:lang w:val="en-IN" w:bidi="ar-SA"/>
-        </w:rPr>
-        <w:t xml:space="preserve">chosen, any vector in the signal space can be represented as a linear combination of the </w:t>
-      </w:r>
-      <w:proofErr w:type="spellStart"/>
-      <w:r>
-        <w:rPr>
-          <w:lang w:val="en-IN" w:bidi="ar-SA"/>
-        </w:rPr>
-        <w:t>basis</w:t>
-      </w:r>
-      <w:proofErr w:type="spellEnd"/>
+        <w:t>chosen, any vector in the signal space can be represented as a linear combination of the basis</w:t>
+      </w:r>
       <w:r>
         <w:rPr>
           <w:lang w:val="en-IN" w:bidi="ar-SA"/>
@@ -1286,7 +1172,6 @@
         <w:rPr>
           <w:lang w:val="en-IN" w:bidi="ar-SA"/>
         </w:rPr>
-        <w:lastRenderedPageBreak/>
         <w:t>BPSK Demodulation:</w:t>
       </w:r>
     </w:p>
@@ -1372,37 +1257,7 @@
         <w:rPr>
           <w:lang w:val="en-IN" w:bidi="ar-SA"/>
         </w:rPr>
-        <w:t>done and directly use the generated reference frequency at the receiver -</w:t>
-      </w:r>
-      <w:proofErr w:type="spellStart"/>
-      <w:proofErr w:type="gramStart"/>
-      <w:r>
-        <w:rPr>
-          <w:lang w:val="en-IN" w:bidi="ar-SA"/>
-        </w:rPr>
-        <w:t>cos</w:t>
-      </w:r>
-      <w:proofErr w:type="spellEnd"/>
-      <w:r>
-        <w:rPr>
-          <w:lang w:val="en-IN" w:bidi="ar-SA"/>
-        </w:rPr>
-        <w:t>(</w:t>
-      </w:r>
-      <w:proofErr w:type="spellStart"/>
-      <w:proofErr w:type="gramEnd"/>
-      <w:r>
-        <w:rPr>
-          <w:lang w:val="en-IN" w:bidi="ar-SA"/>
-        </w:rPr>
-        <w:t>ωt</w:t>
-      </w:r>
-      <w:proofErr w:type="spellEnd"/>
-      <w:r>
-        <w:rPr>
-          <w:lang w:val="en-IN" w:bidi="ar-SA"/>
-        </w:rPr>
-        <w:t>).</w:t>
+        <w:t>done and directly use the generated reference frequency at the receiver -cos(ωt).</w:t>
       </w:r>
     </w:p>
     <w:p>
@@ -1750,23 +1605,7 @@
           <w:rFonts w:cstheme="minorHAnsi"/>
           <w:szCs w:val="24"/>
         </w:rPr>
-        <w:t>usually assumed as unity. ‘</w:t>
-      </w:r>
-      <w:proofErr w:type="gramStart"/>
-      <w:r>
-        <w:rPr>
-          <w:rFonts w:cstheme="minorHAnsi"/>
-          <w:szCs w:val="24"/>
-        </w:rPr>
-        <w:t>n</w:t>
-      </w:r>
-      <w:proofErr w:type="gramEnd"/>
-      <w:r>
-        <w:rPr>
-          <w:rFonts w:cstheme="minorHAnsi"/>
-          <w:szCs w:val="24"/>
-        </w:rPr>
-        <w:t>’ is the Additive Gaussian White Noise random variable with zero mean</w:t>
+        <w:t>usually assumed as unity. ‘n’ is the Additive Gaussian White Noise random variable with zero mean</w:t>
       </w:r>
       <w:r>
         <w:rPr>
@@ -2173,17 +2012,8 @@
           <w:rFonts w:cstheme="minorHAnsi"/>
           <w:szCs w:val="24"/>
         </w:rPr>
-        <w:t xml:space="preserve"> =Symbol energy per modulated bit (x)</w:t>
-      </w:r>
-      <w:proofErr w:type="gramStart"/>
-      <w:r>
-        <w:rPr>
-          <w:rFonts w:cstheme="minorHAnsi"/>
-          <w:szCs w:val="24"/>
-        </w:rPr>
-        <w:t xml:space="preserve">, </w:t>
-      </w:r>
-      <w:proofErr w:type="gramEnd"/>
+        <w:t xml:space="preserve"> =Symbol energy per modulated bit (x), </w:t>
+      </w:r>
       <m:oMath>
         <m:sSub>
           <m:sSubPr>
@@ -2587,23 +2417,7 @@
           <w:rFonts w:cstheme="minorHAnsi"/>
           <w:szCs w:val="24"/>
         </w:rPr>
-        <w:t>For the channel model “</w:t>
-      </w:r>
-      <w:proofErr w:type="spellStart"/>
-      <w:r>
-        <w:rPr>
-          <w:rFonts w:cstheme="minorHAnsi"/>
-          <w:szCs w:val="24"/>
-        </w:rPr>
-        <w:t>randn</w:t>
-      </w:r>
-      <w:proofErr w:type="spellEnd"/>
-      <w:r>
-        <w:rPr>
-          <w:rFonts w:cstheme="minorHAnsi"/>
-          <w:szCs w:val="24"/>
-        </w:rPr>
-        <w:t xml:space="preserve">” function in </w:t>
+        <w:t xml:space="preserve">For the channel model “randn” function in </w:t>
       </w:r>
       <w:r>
         <w:rPr>
@@ -2646,39 +2460,7 @@
           <w:rFonts w:cstheme="minorHAnsi"/>
           <w:szCs w:val="24"/>
         </w:rPr>
-        <w:t xml:space="preserve">given E b /N 0 ratio, use the above equation, find   , </w:t>
-      </w:r>
-      <w:proofErr w:type="gramStart"/>
-      <w:r>
-        <w:rPr>
-          <w:rFonts w:cstheme="minorHAnsi"/>
-          <w:szCs w:val="24"/>
-        </w:rPr>
-        <w:t>multiply</w:t>
-      </w:r>
-      <w:proofErr w:type="gramEnd"/>
-      <w:r>
-        <w:rPr>
-          <w:rFonts w:cstheme="minorHAnsi"/>
-          <w:szCs w:val="24"/>
-        </w:rPr>
-        <w:t xml:space="preserve"> the “</w:t>
-      </w:r>
-      <w:proofErr w:type="spellStart"/>
-      <w:r>
-        <w:rPr>
-          <w:rFonts w:cstheme="minorHAnsi"/>
-          <w:szCs w:val="24"/>
-        </w:rPr>
-        <w:t>randn</w:t>
-      </w:r>
-      <w:proofErr w:type="spellEnd"/>
-      <w:r>
-        <w:rPr>
-          <w:rFonts w:cstheme="minorHAnsi"/>
-          <w:szCs w:val="24"/>
-        </w:rPr>
-        <w:t>” generated noise with this sigma, add this final noise term with the transmitted signal to get the received signal.</w:t>
+        <w:t>given E b /N 0 ratio, use the above equation, find   , multiply the “randn” generated noise with this sigma, add this final noise term with the transmitted signal to get the received signal.</w:t>
       </w:r>
     </w:p>
     <w:p>
@@ -2744,23 +2526,7 @@
           <w:rFonts w:cstheme="minorHAnsi"/>
           <w:szCs w:val="24"/>
         </w:rPr>
-        <w:t xml:space="preserve">symbols are falling in region A or region B. If the symbols fall in region A, then it will decide that 1was transmitted. It they fall in region B, the decision will be in </w:t>
-      </w:r>
-      <w:proofErr w:type="spellStart"/>
-      <w:r>
-        <w:rPr>
-          <w:rFonts w:cstheme="minorHAnsi"/>
-          <w:szCs w:val="24"/>
-        </w:rPr>
-        <w:t>favor</w:t>
-      </w:r>
-      <w:proofErr w:type="spellEnd"/>
-      <w:r>
-        <w:rPr>
-          <w:rFonts w:cstheme="minorHAnsi"/>
-          <w:szCs w:val="24"/>
-        </w:rPr>
-        <w:t xml:space="preserve"> of ‘0’.</w:t>
+        <w:t>symbols are falling in region A or region B. If the symbols fall in region A, then it will decide that 1was transmitted. It they fall in region B, the decision will be in favor of ‘0’.</w:t>
       </w:r>
     </w:p>
     <w:p>
@@ -2988,7 +2754,6 @@
           <w:rFonts w:cstheme="minorHAnsi"/>
           <w:szCs w:val="24"/>
         </w:rPr>
-        <w:lastRenderedPageBreak/>
         <w:t>By applying Bayes Theorem,</w:t>
       </w:r>
       <w:r>
@@ -3089,55 +2854,7 @@
           <w:rFonts w:cstheme="minorHAnsi"/>
           <w:szCs w:val="24"/>
         </w:rPr>
-        <w:t xml:space="preserve">For BPSK, since E S =E </w:t>
-      </w:r>
-      <w:proofErr w:type="gramStart"/>
-      <w:r>
-        <w:rPr>
-          <w:rFonts w:cstheme="minorHAnsi"/>
-          <w:szCs w:val="24"/>
-        </w:rPr>
-        <w:t>b ,</w:t>
-      </w:r>
-      <w:proofErr w:type="gramEnd"/>
-      <w:r>
-        <w:rPr>
-          <w:rFonts w:cstheme="minorHAnsi"/>
-          <w:szCs w:val="24"/>
-        </w:rPr>
-        <w:t xml:space="preserve"> the probability of symbol error (P S ) and the probability of bit error (P b ) </w:t>
-      </w:r>
-      <w:proofErr w:type="spellStart"/>
-      <w:r>
-        <w:rPr>
-          <w:rFonts w:cstheme="minorHAnsi"/>
-          <w:szCs w:val="24"/>
-        </w:rPr>
-        <w:t>aresame</w:t>
-      </w:r>
-      <w:proofErr w:type="spellEnd"/>
-      <w:r>
-        <w:rPr>
-          <w:rFonts w:cstheme="minorHAnsi"/>
-          <w:szCs w:val="24"/>
-        </w:rPr>
-        <w:t xml:space="preserve">. Therefore, expressing the P S and P b in terms of Q function and also in terms of </w:t>
-      </w:r>
-      <w:proofErr w:type="spellStart"/>
-      <w:r>
-        <w:rPr>
-          <w:rFonts w:cstheme="minorHAnsi"/>
-          <w:szCs w:val="24"/>
-        </w:rPr>
-        <w:t>complementaryerror</w:t>
-      </w:r>
-      <w:proofErr w:type="spellEnd"/>
-      <w:r>
-        <w:rPr>
-          <w:rFonts w:cstheme="minorHAnsi"/>
-          <w:szCs w:val="24"/>
-        </w:rPr>
-        <w:t xml:space="preserve"> function:</w:t>
+        <w:t>For BPSK, since E S =E b , the probability of symbol error (P S ) and the probability of bit error (P b ) aresame. Therefore, expressing the P S and P b in terms of Q function and also in terms of complementaryerror function:</w:t>
       </w:r>
     </w:p>
     <w:p>
@@ -3236,7 +2953,6 @@
                 <w:szCs w:val="24"/>
                 <w:lang w:val="en-US"/>
               </w:rPr>
-              <w:lastRenderedPageBreak/>
               <w:drawing>
                 <wp:inline distT="0" distB="0" distL="0" distR="0" wp14:anchorId="52892868" wp14:editId="72DFF213">
                   <wp:extent cx="914400" cy="548681"/>
@@ -3295,23 +3011,13 @@
                 <w:lang w:val="en-US"/>
               </w:rPr>
             </w:pPr>
-            <w:proofErr w:type="spellStart"/>
             <w:r>
               <w:rPr>
                 <w:rFonts w:ascii="Times New Roman" w:hAnsi="Times New Roman" w:cs="Times New Roman"/>
                 <w:sz w:val="20"/>
                 <w:lang w:val="en-US"/>
               </w:rPr>
-              <w:t>Sinhgad</w:t>
-            </w:r>
-            <w:proofErr w:type="spellEnd"/>
-            <w:r>
-              <w:rPr>
-                <w:rFonts w:ascii="Times New Roman" w:hAnsi="Times New Roman" w:cs="Times New Roman"/>
-                <w:sz w:val="20"/>
-                <w:lang w:val="en-US"/>
-              </w:rPr>
-              <w:t xml:space="preserve"> Technical Education Society’s</w:t>
+              <w:t>Sinhgad Technical Education Society’s</w:t>
             </w:r>
           </w:p>
           <w:p>
@@ -3332,27 +3038,7 @@
                 <w:sz w:val="25"/>
                 <w:szCs w:val="23"/>
               </w:rPr>
-              <w:t xml:space="preserve">RMD </w:t>
-            </w:r>
-            <w:proofErr w:type="spellStart"/>
-            <w:r>
-              <w:rPr>
-                <w:b/>
-                <w:bCs/>
-                <w:sz w:val="25"/>
-                <w:szCs w:val="23"/>
-              </w:rPr>
-              <w:t>Sinhgad</w:t>
-            </w:r>
-            <w:proofErr w:type="spellEnd"/>
-            <w:r>
-              <w:rPr>
-                <w:b/>
-                <w:bCs/>
-                <w:sz w:val="25"/>
-                <w:szCs w:val="23"/>
-              </w:rPr>
-              <w:t xml:space="preserve"> School of Engineering, Warje, Pune.</w:t>
+              <w:t>RMD Sinhgad School of Engineering, Warje, Pune.</w:t>
             </w:r>
           </w:p>
           <w:p>
@@ -3427,7 +3113,7 @@
                 <w:szCs w:val="48"/>
                 <w:lang w:val="en-US"/>
               </w:rPr>
-              <w:t>3</w:t>
+              <w:t>2</w:t>
             </w:r>
           </w:p>
         </w:tc>
@@ -3477,24 +3163,15 @@
                 <w:rFonts w:cstheme="minorHAnsi"/>
                 <w:color w:val="000009"/>
               </w:rPr>
-              <w:t xml:space="preserve">BER performance over a </w:t>
+              <w:t>BER performance over a wirel</w:t>
             </w:r>
-            <w:proofErr w:type="spellStart"/>
             <w:r>
               <w:rPr>
                 <w:rFonts w:cstheme="minorHAnsi"/>
                 <w:color w:val="000009"/>
               </w:rPr>
-              <w:t>wirel</w:t>
-            </w:r>
-            <w:r>
-              <w:rPr>
-                <w:rFonts w:cstheme="minorHAnsi"/>
-                <w:color w:val="000009"/>
-              </w:rPr>
               <w:t>ine</w:t>
             </w:r>
-            <w:proofErr w:type="spellEnd"/>
             <w:r>
               <w:rPr>
                 <w:rFonts w:cstheme="minorHAnsi"/>
@@ -4159,23 +3836,7 @@
           <w:rFonts w:eastAsia="Times New Roman" w:cstheme="minorHAnsi"/>
           <w:szCs w:val="24"/>
         </w:rPr>
-        <w:t xml:space="preserve">Comparison of </w:t>
-      </w:r>
-      <w:proofErr w:type="spellStart"/>
-      <w:r>
-        <w:rPr>
-          <w:rFonts w:eastAsia="Times New Roman" w:cstheme="minorHAnsi"/>
-          <w:szCs w:val="24"/>
-        </w:rPr>
-        <w:t>Analog</w:t>
-      </w:r>
-      <w:proofErr w:type="spellEnd"/>
-      <w:r>
-        <w:rPr>
-          <w:rFonts w:eastAsia="Times New Roman" w:cstheme="minorHAnsi"/>
-          <w:szCs w:val="24"/>
-        </w:rPr>
-        <w:t xml:space="preserve"> Modulation Schemes with Digital Modulation.</w:t>
+        <w:t>Comparison of Analog Modulation Schemes with Digital Modulation.</w:t>
       </w:r>
     </w:p>
     <w:p>
@@ -4312,7 +3973,6 @@
                 <w:noProof/>
                 <w:lang w:val="en-US"/>
               </w:rPr>
-              <w:lastRenderedPageBreak/>
               <w:drawing>
                 <wp:inline distT="0" distB="0" distL="0" distR="0" wp14:anchorId="1456AA02" wp14:editId="5BC4BFCE">
                   <wp:extent cx="914400" cy="548681"/>
@@ -4371,23 +4031,13 @@
                 <w:lang w:val="en-US"/>
               </w:rPr>
             </w:pPr>
-            <w:proofErr w:type="spellStart"/>
             <w:r>
               <w:rPr>
                 <w:rFonts w:ascii="Times New Roman" w:hAnsi="Times New Roman" w:cs="Times New Roman"/>
                 <w:sz w:val="20"/>
                 <w:lang w:val="en-US"/>
               </w:rPr>
-              <w:t>Sinhgad</w:t>
-            </w:r>
-            <w:proofErr w:type="spellEnd"/>
-            <w:r>
-              <w:rPr>
-                <w:rFonts w:ascii="Times New Roman" w:hAnsi="Times New Roman" w:cs="Times New Roman"/>
-                <w:sz w:val="20"/>
-                <w:lang w:val="en-US"/>
-              </w:rPr>
-              <w:t xml:space="preserve"> Technical Education Society’s</w:t>
+              <w:t>Sinhgad Technical Education Society’s</w:t>
             </w:r>
           </w:p>
           <w:p>
@@ -4408,27 +4058,7 @@
                 <w:sz w:val="25"/>
                 <w:szCs w:val="23"/>
               </w:rPr>
-              <w:t xml:space="preserve">RMD </w:t>
-            </w:r>
-            <w:proofErr w:type="spellStart"/>
-            <w:r>
-              <w:rPr>
-                <w:b/>
-                <w:bCs/>
-                <w:sz w:val="25"/>
-                <w:szCs w:val="23"/>
-              </w:rPr>
-              <w:t>Sinhgad</w:t>
-            </w:r>
-            <w:proofErr w:type="spellEnd"/>
-            <w:r>
-              <w:rPr>
-                <w:b/>
-                <w:bCs/>
-                <w:sz w:val="25"/>
-                <w:szCs w:val="23"/>
-              </w:rPr>
-              <w:t xml:space="preserve"> School of Engineering, Warje, Pune.</w:t>
+              <w:t>RMD Sinhgad School of Engineering, Warje, Pune.</w:t>
             </w:r>
           </w:p>
           <w:p>
@@ -4472,7 +4102,6 @@
                 <w:lang w:val="en-US"/>
               </w:rPr>
             </w:pPr>
-            <w:proofErr w:type="spellStart"/>
             <w:r>
               <w:rPr>
                 <w:rFonts w:ascii="Times New Roman" w:hAnsi="Times New Roman" w:cs="Times New Roman"/>
@@ -4482,19 +4111,7 @@
                 <w:szCs w:val="32"/>
                 <w:lang w:val="en-US"/>
               </w:rPr>
-              <w:t>Expt.No</w:t>
-            </w:r>
-            <w:proofErr w:type="spellEnd"/>
-            <w:r>
-              <w:rPr>
-                <w:rFonts w:ascii="Times New Roman" w:hAnsi="Times New Roman" w:cs="Times New Roman"/>
-                <w:b/>
-                <w:bCs/>
-                <w:sz w:val="28"/>
-                <w:szCs w:val="32"/>
-                <w:lang w:val="en-US"/>
-              </w:rPr>
-              <w:t>.</w:t>
+              <w:t>Expt.No.</w:t>
             </w:r>
           </w:p>
           <w:p>
@@ -4515,7 +4132,7 @@
                 <w:szCs w:val="52"/>
                 <w:lang w:val="en-US"/>
               </w:rPr>
-              <w:t>3</w:t>
+              <w:t>2</w:t>
             </w:r>
           </w:p>
         </w:tc>
@@ -4766,51 +4383,7 @@
           <w:szCs w:val="28"/>
           <w:lang w:val="en-IN" w:eastAsia="en-IN"/>
         </w:rPr>
-        <w:t xml:space="preserve">% Demonstration of </w:t>
-      </w:r>
-      <w:proofErr w:type="spellStart"/>
-      <w:r>
-        <w:rPr>
-          <w:rFonts w:ascii="Courier New" w:eastAsia="Times New Roman" w:hAnsi="Courier New" w:cs="Courier New"/>
-          <w:color w:val="228B22"/>
-          <w:sz w:val="28"/>
-          <w:szCs w:val="28"/>
-          <w:lang w:val="en-IN" w:eastAsia="en-IN"/>
-        </w:rPr>
-        <w:t>Eb</w:t>
-      </w:r>
-      <w:proofErr w:type="spellEnd"/>
-      <w:r>
-        <w:rPr>
-          <w:rFonts w:ascii="Courier New" w:eastAsia="Times New Roman" w:hAnsi="Courier New" w:cs="Courier New"/>
-          <w:color w:val="228B22"/>
-          <w:sz w:val="28"/>
-          <w:szCs w:val="28"/>
-          <w:lang w:val="en-IN" w:eastAsia="en-IN"/>
-        </w:rPr>
-        <w:t xml:space="preserve">/N0 </w:t>
-      </w:r>
-      <w:proofErr w:type="spellStart"/>
-      <w:r>
-        <w:rPr>
-          <w:rFonts w:ascii="Courier New" w:eastAsia="Times New Roman" w:hAnsi="Courier New" w:cs="Courier New"/>
-          <w:color w:val="228B22"/>
-          <w:sz w:val="28"/>
-          <w:szCs w:val="28"/>
-          <w:lang w:val="en-IN" w:eastAsia="en-IN"/>
-        </w:rPr>
-        <w:t>Vs</w:t>
-      </w:r>
-      <w:proofErr w:type="spellEnd"/>
-      <w:r>
-        <w:rPr>
-          <w:rFonts w:ascii="Courier New" w:eastAsia="Times New Roman" w:hAnsi="Courier New" w:cs="Courier New"/>
-          <w:color w:val="228B22"/>
-          <w:sz w:val="28"/>
-          <w:szCs w:val="28"/>
-          <w:lang w:val="en-IN" w:eastAsia="en-IN"/>
-        </w:rPr>
-        <w:t xml:space="preserve"> BER for BPSK modulation scheme</w:t>
+        <w:t>% Demonstration of Eb/N0 Vs BER for BPSK modulation scheme</w:t>
       </w:r>
     </w:p>
     <w:p>
@@ -4827,23 +4400,13 @@
           <w:szCs w:val="28"/>
         </w:rPr>
       </w:pPr>
-      <w:proofErr w:type="spellStart"/>
       <w:r>
         <w:rPr>
           <w:rFonts w:ascii="Times New Roman" w:hAnsi="Times New Roman" w:cs="Times New Roman"/>
           <w:sz w:val="28"/>
           <w:szCs w:val="28"/>
         </w:rPr>
-        <w:t>clc</w:t>
-      </w:r>
-      <w:proofErr w:type="spellEnd"/>
-      <w:r>
-        <w:rPr>
-          <w:rFonts w:ascii="Times New Roman" w:hAnsi="Times New Roman" w:cs="Times New Roman"/>
-          <w:sz w:val="28"/>
-          <w:szCs w:val="28"/>
-        </w:rPr>
-        <w:t>;</w:t>
+        <w:t>clc;</w:t>
       </w:r>
     </w:p>
     <w:p>
@@ -4915,23 +4478,13 @@
           <w:szCs w:val="28"/>
         </w:rPr>
       </w:pPr>
-      <w:proofErr w:type="spellStart"/>
       <w:r>
         <w:rPr>
           <w:rFonts w:ascii="Times New Roman" w:hAnsi="Times New Roman" w:cs="Times New Roman"/>
           <w:sz w:val="28"/>
           <w:szCs w:val="28"/>
         </w:rPr>
-        <w:t>SNRdb</w:t>
-      </w:r>
-      <w:proofErr w:type="spellEnd"/>
-      <w:r>
-        <w:rPr>
-          <w:rFonts w:ascii="Times New Roman" w:hAnsi="Times New Roman" w:cs="Times New Roman"/>
-          <w:sz w:val="28"/>
-          <w:szCs w:val="28"/>
-        </w:rPr>
-        <w:t xml:space="preserve">=0:1:50;   </w:t>
+        <w:t xml:space="preserve">SNRdb=0:1:50;   </w:t>
       </w:r>
       <w:r>
         <w:rPr>
@@ -4963,25 +4516,7 @@
           <w:sz w:val="28"/>
           <w:szCs w:val="28"/>
         </w:rPr>
-        <w:t>SNR= 10.^(</w:t>
-      </w:r>
-      <w:proofErr w:type="spellStart"/>
-      <w:r>
-        <w:rPr>
-          <w:rFonts w:ascii="Times New Roman" w:hAnsi="Times New Roman" w:cs="Times New Roman"/>
-          <w:sz w:val="28"/>
-          <w:szCs w:val="28"/>
-        </w:rPr>
-        <w:t>SNRdb</w:t>
-      </w:r>
-      <w:proofErr w:type="spellEnd"/>
-      <w:r>
-        <w:rPr>
-          <w:rFonts w:ascii="Times New Roman" w:hAnsi="Times New Roman" w:cs="Times New Roman"/>
-          <w:sz w:val="28"/>
-          <w:szCs w:val="28"/>
-        </w:rPr>
-        <w:t xml:space="preserve">/10);   </w:t>
+        <w:t xml:space="preserve">SNR= 10.^(SNRdb/10);   </w:t>
       </w:r>
       <w:r>
         <w:rPr>
@@ -5013,25 +4548,7 @@
           <w:sz w:val="28"/>
           <w:szCs w:val="28"/>
         </w:rPr>
-        <w:t xml:space="preserve">BER= </w:t>
-      </w:r>
-      <w:proofErr w:type="spellStart"/>
-      <w:r>
-        <w:rPr>
-          <w:rFonts w:ascii="Times New Roman" w:hAnsi="Times New Roman" w:cs="Times New Roman"/>
-          <w:sz w:val="28"/>
-          <w:szCs w:val="28"/>
-        </w:rPr>
-        <w:t>qfunc</w:t>
-      </w:r>
-      <w:proofErr w:type="spellEnd"/>
-      <w:r>
-        <w:rPr>
-          <w:rFonts w:ascii="Times New Roman" w:hAnsi="Times New Roman" w:cs="Times New Roman"/>
-          <w:sz w:val="28"/>
-          <w:szCs w:val="28"/>
-        </w:rPr>
-        <w:t xml:space="preserve">((SNR).^0.5); </w:t>
+        <w:t xml:space="preserve">BER= qfunc((SNR).^0.5); </w:t>
       </w:r>
       <w:r>
         <w:rPr>
@@ -5057,23 +4574,13 @@
           <w:szCs w:val="28"/>
         </w:rPr>
       </w:pPr>
-      <w:proofErr w:type="spellStart"/>
       <w:r>
         <w:rPr>
           <w:rFonts w:ascii="Times New Roman" w:hAnsi="Times New Roman" w:cs="Times New Roman"/>
           <w:sz w:val="28"/>
           <w:szCs w:val="28"/>
         </w:rPr>
-        <w:t>BERdb</w:t>
-      </w:r>
-      <w:proofErr w:type="spellEnd"/>
-      <w:r>
-        <w:rPr>
-          <w:rFonts w:ascii="Times New Roman" w:hAnsi="Times New Roman" w:cs="Times New Roman"/>
-          <w:sz w:val="28"/>
-          <w:szCs w:val="28"/>
-        </w:rPr>
-        <w:t xml:space="preserve">=10*log10(BER);    </w:t>
+        <w:t xml:space="preserve">BERdb=10*log10(BER);    </w:t>
       </w:r>
       <w:r>
         <w:rPr>
@@ -5108,41 +4615,13 @@
           <w:szCs w:val="28"/>
         </w:rPr>
       </w:pPr>
-      <w:proofErr w:type="spellStart"/>
       <w:r>
         <w:rPr>
           <w:rFonts w:ascii="Times New Roman" w:hAnsi="Times New Roman" w:cs="Times New Roman"/>
           <w:sz w:val="28"/>
           <w:szCs w:val="28"/>
         </w:rPr>
-        <w:t>BERdb_perbit</w:t>
-      </w:r>
-      <w:proofErr w:type="spellEnd"/>
-      <w:r>
-        <w:rPr>
-          <w:rFonts w:ascii="Times New Roman" w:hAnsi="Times New Roman" w:cs="Times New Roman"/>
-          <w:sz w:val="28"/>
-          <w:szCs w:val="28"/>
-        </w:rPr>
-        <w:t>=</w:t>
-      </w:r>
-      <w:proofErr w:type="spellStart"/>
-      <w:r>
-        <w:rPr>
-          <w:rFonts w:ascii="Times New Roman" w:hAnsi="Times New Roman" w:cs="Times New Roman"/>
-          <w:sz w:val="28"/>
-          <w:szCs w:val="28"/>
-        </w:rPr>
-        <w:t>BERdb</w:t>
-      </w:r>
-      <w:proofErr w:type="spellEnd"/>
-      <w:r>
-        <w:rPr>
-          <w:rFonts w:ascii="Times New Roman" w:hAnsi="Times New Roman" w:cs="Times New Roman"/>
-          <w:sz w:val="28"/>
-          <w:szCs w:val="28"/>
-        </w:rPr>
-        <w:t xml:space="preserve">/N;    </w:t>
+        <w:t xml:space="preserve">BERdb_perbit=BERdb/N;    </w:t>
       </w:r>
       <w:r>
         <w:rPr>
@@ -5174,25 +4653,7 @@
           <w:sz w:val="28"/>
           <w:szCs w:val="28"/>
         </w:rPr>
-        <w:t>plot(SNRdb,BERdb_</w:t>
-      </w:r>
-      <w:proofErr w:type="spellStart"/>
-      <w:r>
-        <w:rPr>
-          <w:rFonts w:ascii="Times New Roman" w:hAnsi="Times New Roman" w:cs="Times New Roman"/>
-          <w:sz w:val="28"/>
-          <w:szCs w:val="28"/>
-        </w:rPr>
-        <w:t>perbit</w:t>
-      </w:r>
-      <w:proofErr w:type="spellEnd"/>
-      <w:r>
-        <w:rPr>
-          <w:rFonts w:ascii="Times New Roman" w:hAnsi="Times New Roman" w:cs="Times New Roman"/>
-          <w:sz w:val="28"/>
-          <w:szCs w:val="28"/>
-        </w:rPr>
-        <w:t>,'b');</w:t>
+        <w:t>plot(SNRdb,BERdb_perbit,'b');</w:t>
       </w:r>
     </w:p>
     <w:p>
@@ -5209,23 +4670,13 @@
           <w:szCs w:val="28"/>
         </w:rPr>
       </w:pPr>
-      <w:proofErr w:type="spellStart"/>
       <w:r>
         <w:rPr>
           <w:rFonts w:ascii="Times New Roman" w:hAnsi="Times New Roman" w:cs="Times New Roman"/>
           <w:sz w:val="28"/>
           <w:szCs w:val="28"/>
         </w:rPr>
-        <w:t>xlabel</w:t>
-      </w:r>
-      <w:proofErr w:type="spellEnd"/>
-      <w:r>
-        <w:rPr>
-          <w:rFonts w:ascii="Times New Roman" w:hAnsi="Times New Roman" w:cs="Times New Roman"/>
-          <w:sz w:val="28"/>
-          <w:szCs w:val="28"/>
-        </w:rPr>
-        <w:t>('SNR in Decibel');</w:t>
+        <w:t>xlabel('SNR in Decibel');</w:t>
       </w:r>
     </w:p>
     <w:p>
@@ -5242,23 +4693,13 @@
           <w:szCs w:val="28"/>
         </w:rPr>
       </w:pPr>
-      <w:proofErr w:type="spellStart"/>
       <w:r>
         <w:rPr>
           <w:rFonts w:ascii="Times New Roman" w:hAnsi="Times New Roman" w:cs="Times New Roman"/>
           <w:sz w:val="28"/>
           <w:szCs w:val="28"/>
         </w:rPr>
-        <w:t>ylabel</w:t>
-      </w:r>
-      <w:proofErr w:type="spellEnd"/>
-      <w:r>
-        <w:rPr>
-          <w:rFonts w:ascii="Times New Roman" w:hAnsi="Times New Roman" w:cs="Times New Roman"/>
-          <w:sz w:val="28"/>
-          <w:szCs w:val="28"/>
-        </w:rPr>
-        <w:t>('BER in Decibel');</w:t>
+        <w:t>ylabel('BER in Decibel');</w:t>
       </w:r>
     </w:p>
     <w:p>
@@ -5488,7 +4929,7 @@
 </file>
 
 <file path=word/endnotes.xml><?xml version="1.0" encoding="utf-8"?>
-<w:endnotes xmlns:wpc="http://schemas.microsoft.com/office/word/2010/wordprocessingCanvas" xmlns:mc="http://schemas.openxmlformats.org/markup-compatibility/2006" xmlns:o="urn:schemas-microsoft-com:office:office" xmlns:r="http://schemas.openxmlformats.org/officeDocument/2006/relationships" xmlns:m="http://schemas.openxmlformats.org/officeDocument/2006/math" xmlns:v="urn:schemas-microsoft-com:vml" xmlns:wp14="http://schemas.microsoft.com/office/word/2010/wordprocessingDrawing" xmlns:wp="http://schemas.openxmlformats.org/drawingml/2006/wordprocessingDrawing" xmlns:w10="urn:schemas-microsoft-com:office:word" xmlns:w="http://schemas.openxmlformats.org/wordprocessingml/2006/main" xmlns:w14="http://schemas.microsoft.com/office/word/2010/wordml" xmlns:w15="http://schemas.microsoft.com/office/word/2012/wordml" xmlns:wpg="http://schemas.microsoft.com/office/word/2010/wordprocessingGroup" xmlns:wpi="http://schemas.microsoft.com/office/word/2010/wordprocessingInk" xmlns:wne="http://schemas.microsoft.com/office/word/2006/wordml" xmlns:wps="http://schemas.microsoft.com/office/word/2010/wordprocessingShape" mc:Ignorable="w14 w15 wp14">
+<w:endnotes xmlns:wpc="http://schemas.microsoft.com/office/word/2010/wordprocessingCanvas" xmlns:cx="http://schemas.microsoft.com/office/drawing/2014/chartex" xmlns:cx1="http://schemas.microsoft.com/office/drawing/2015/9/8/chartex" xmlns:cx2="http://schemas.microsoft.com/office/drawing/2015/10/21/chartex" xmlns:cx3="http://schemas.microsoft.com/office/drawing/2016/5/9/chartex" xmlns:cx4="http://schemas.microsoft.com/office/drawing/2016/5/10/chartex" xmlns:cx5="http://schemas.microsoft.com/office/drawing/2016/5/11/chartex" xmlns:cx6="http://schemas.microsoft.com/office/drawing/2016/5/12/chartex" xmlns:cx7="http://schemas.microsoft.com/office/drawing/2016/5/13/chartex" xmlns:cx8="http://schemas.microsoft.com/office/drawing/2016/5/14/chartex" xmlns:mc="http://schemas.openxmlformats.org/markup-compatibility/2006" xmlns:aink="http://schemas.microsoft.com/office/drawing/2016/ink" xmlns:am3d="http://schemas.microsoft.com/office/drawing/2017/model3d" xmlns:o="urn:schemas-microsoft-com:office:office" xmlns:oel="http://schemas.microsoft.com/office/2019/extlst" xmlns:r="http://schemas.openxmlformats.org/officeDocument/2006/relationships" xmlns:m="http://schemas.openxmlformats.org/officeDocument/2006/math" xmlns:v="urn:schemas-microsoft-com:vml" xmlns:wp14="http://schemas.microsoft.com/office/word/2010/wordprocessingDrawing" xmlns:wp="http://schemas.openxmlformats.org/drawingml/2006/wordprocessingDrawing" xmlns:w10="urn:schemas-microsoft-com:office:word" xmlns:w="http://schemas.openxmlformats.org/wordprocessingml/2006/main" xmlns:w14="http://schemas.microsoft.com/office/word/2010/wordml" xmlns:w15="http://schemas.microsoft.com/office/word/2012/wordml" xmlns:w16cex="http://schemas.microsoft.com/office/word/2018/wordml/cex" xmlns:w16cid="http://schemas.microsoft.com/office/word/2016/wordml/cid" xmlns:w16="http://schemas.microsoft.com/office/word/2018/wordml" xmlns:w16du="http://schemas.microsoft.com/office/word/2023/wordml/word16du" xmlns:w16sdtdh="http://schemas.microsoft.com/office/word/2020/wordml/sdtdatahash" xmlns:w16sdtfl="http://schemas.microsoft.com/office/word/2024/wordml/sdtformatlock" xmlns:w16se="http://schemas.microsoft.com/office/word/2015/wordml/symex" xmlns:wpg="http://schemas.microsoft.com/office/word/2010/wordprocessingGroup" xmlns:wpi="http://schemas.microsoft.com/office/word/2010/wordprocessingInk" xmlns:wne="http://schemas.microsoft.com/office/word/2006/wordml" xmlns:wps="http://schemas.microsoft.com/office/word/2010/wordprocessingShape" mc:Ignorable="w14 w15 w16se w16cid w16 w16cex w16sdtdh w16sdtfl w16du wp14">
   <w:endnote w:type="separator" w:id="-1">
     <w:p>
       <w:pPr>
@@ -5513,7 +4954,7 @@
 </file>
 
 <file path=word/footer1.xml><?xml version="1.0" encoding="utf-8"?>
-<w:ftr xmlns:wpc="http://schemas.microsoft.com/office/word/2010/wordprocessingCanvas" xmlns:mc="http://schemas.openxmlformats.org/markup-compatibility/2006" xmlns:o="urn:schemas-microsoft-com:office:office" xmlns:r="http://schemas.openxmlformats.org/officeDocument/2006/relationships" xmlns:m="http://schemas.openxmlformats.org/officeDocument/2006/math" xmlns:v="urn:schemas-microsoft-com:vml" xmlns:wp14="http://schemas.microsoft.com/office/word/2010/wordprocessingDrawing" xmlns:wp="http://schemas.openxmlformats.org/drawingml/2006/wordprocessingDrawing" xmlns:w10="urn:schemas-microsoft-com:office:word" xmlns:w="http://schemas.openxmlformats.org/wordprocessingml/2006/main" xmlns:w14="http://schemas.microsoft.com/office/word/2010/wordml" xmlns:w15="http://schemas.microsoft.com/office/word/2012/wordml" xmlns:wpg="http://schemas.microsoft.com/office/word/2010/wordprocessingGroup" xmlns:wpi="http://schemas.microsoft.com/office/word/2010/wordprocessingInk" xmlns:wne="http://schemas.microsoft.com/office/word/2006/wordml" xmlns:wps="http://schemas.microsoft.com/office/word/2010/wordprocessingShape" mc:Ignorable="w14 w15 wp14">
+<w:ftr xmlns:wpc="http://schemas.microsoft.com/office/word/2010/wordprocessingCanvas" xmlns:cx="http://schemas.microsoft.com/office/drawing/2014/chartex" xmlns:cx1="http://schemas.microsoft.com/office/drawing/2015/9/8/chartex" xmlns:cx2="http://schemas.microsoft.com/office/drawing/2015/10/21/chartex" xmlns:cx3="http://schemas.microsoft.com/office/drawing/2016/5/9/chartex" xmlns:cx4="http://schemas.microsoft.com/office/drawing/2016/5/10/chartex" xmlns:cx5="http://schemas.microsoft.com/office/drawing/2016/5/11/chartex" xmlns:cx6="http://schemas.microsoft.com/office/drawing/2016/5/12/chartex" xmlns:cx7="http://schemas.microsoft.com/office/drawing/2016/5/13/chartex" xmlns:cx8="http://schemas.microsoft.com/office/drawing/2016/5/14/chartex" xmlns:mc="http://schemas.openxmlformats.org/markup-compatibility/2006" xmlns:aink="http://schemas.microsoft.com/office/drawing/2016/ink" xmlns:am3d="http://schemas.microsoft.com/office/drawing/2017/model3d" xmlns:o="urn:schemas-microsoft-com:office:office" xmlns:oel="http://schemas.microsoft.com/office/2019/extlst" xmlns:r="http://schemas.openxmlformats.org/officeDocument/2006/relationships" xmlns:m="http://schemas.openxmlformats.org/officeDocument/2006/math" xmlns:v="urn:schemas-microsoft-com:vml" xmlns:wp14="http://schemas.microsoft.com/office/word/2010/wordprocessingDrawing" xmlns:wp="http://schemas.openxmlformats.org/drawingml/2006/wordprocessingDrawing" xmlns:w10="urn:schemas-microsoft-com:office:word" xmlns:w="http://schemas.openxmlformats.org/wordprocessingml/2006/main" xmlns:w14="http://schemas.microsoft.com/office/word/2010/wordml" xmlns:w15="http://schemas.microsoft.com/office/word/2012/wordml" xmlns:w16cex="http://schemas.microsoft.com/office/word/2018/wordml/cex" xmlns:w16cid="http://schemas.microsoft.com/office/word/2016/wordml/cid" xmlns:w16="http://schemas.microsoft.com/office/word/2018/wordml" xmlns:w16du="http://schemas.microsoft.com/office/word/2023/wordml/word16du" xmlns:w16sdtdh="http://schemas.microsoft.com/office/word/2020/wordml/sdtdatahash" xmlns:w16sdtfl="http://schemas.microsoft.com/office/word/2024/wordml/sdtformatlock" xmlns:w16se="http://schemas.microsoft.com/office/word/2015/wordml/symex" xmlns:wpg="http://schemas.microsoft.com/office/word/2010/wordprocessingGroup" xmlns:wpi="http://schemas.microsoft.com/office/word/2010/wordprocessingInk" xmlns:wne="http://schemas.microsoft.com/office/word/2006/wordml" xmlns:wps="http://schemas.microsoft.com/office/word/2010/wordprocessingShape" mc:Ignorable="w14 w15 w16se w16cid w16 w16cex w16sdtdh w16sdtfl w16du wp14">
   <w:p>
     <w:pPr>
       <w:pStyle w:val="Footer"/>
@@ -5592,7 +5033,7 @@
             </wp:anchor>
           </w:drawing>
         </mc:Choice>
-        <mc:Fallback xmlns:cx="http://schemas.microsoft.com/office/drawing/2014/chartex" xmlns:cx1="http://schemas.microsoft.com/office/drawing/2015/9/8/chartex" xmlns:cx2="http://schemas.microsoft.com/office/drawing/2015/10/21/chartex" xmlns:cx3="http://schemas.microsoft.com/office/drawing/2016/5/9/chartex" xmlns:cx4="http://schemas.microsoft.com/office/drawing/2016/5/10/chartex" xmlns:cx5="http://schemas.microsoft.com/office/drawing/2016/5/11/chartex" xmlns:cx6="http://schemas.microsoft.com/office/drawing/2016/5/12/chartex" xmlns:cx7="http://schemas.microsoft.com/office/drawing/2016/5/13/chartex" xmlns:cx8="http://schemas.microsoft.com/office/drawing/2016/5/14/chartex" xmlns:aink="http://schemas.microsoft.com/office/drawing/2016/ink" xmlns:am3d="http://schemas.microsoft.com/office/drawing/2017/model3d" xmlns:w16cex="http://schemas.microsoft.com/office/word/2018/wordml/cex" xmlns:w16cid="http://schemas.microsoft.com/office/word/2016/wordml/cid" xmlns:w16="http://schemas.microsoft.com/office/word/2018/wordml" xmlns:w16sdtdh="http://schemas.microsoft.com/office/word/2020/wordml/sdtdatahash" xmlns:w16se="http://schemas.microsoft.com/office/word/2015/wordml/symex">
+        <mc:Fallback>
           <w:pict>
             <v:line w14:anchorId="319AC4AC" id="Straight Connector 3" o:spid="_x0000_s1026" style="position:absolute;z-index:251661312;visibility:visible;mso-wrap-style:square;mso-width-percent:0;mso-height-percent:0;mso-wrap-distance-left:9pt;mso-wrap-distance-top:-3e-5mm;mso-wrap-distance-right:9pt;mso-wrap-distance-bottom:-3e-5mm;mso-position-horizontal:absolute;mso-position-horizontal-relative:text;mso-position-vertical:absolute;mso-position-vertical-relative:text;mso-width-percent:0;mso-height-percent:0;mso-width-relative:margin;mso-height-relative:page" from="-43.5pt,-2.55pt" to="494.25pt,-2.55pt" o:gfxdata="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" strokecolor="#4472c4 [3204]" strokeweight="2.5pt">
               <v:stroke linestyle="thinThin" joinstyle="miter"/>
@@ -5677,7 +5118,7 @@
 </file>
 
 <file path=word/footnotes.xml><?xml version="1.0" encoding="utf-8"?>
-<w:footnotes xmlns:wpc="http://schemas.microsoft.com/office/word/2010/wordprocessingCanvas" xmlns:mc="http://schemas.openxmlformats.org/markup-compatibility/2006" xmlns:o="urn:schemas-microsoft-com:office:office" xmlns:r="http://schemas.openxmlformats.org/officeDocument/2006/relationships" xmlns:m="http://schemas.openxmlformats.org/officeDocument/2006/math" xmlns:v="urn:schemas-microsoft-com:vml" xmlns:wp14="http://schemas.microsoft.com/office/word/2010/wordprocessingDrawing" xmlns:wp="http://schemas.openxmlformats.org/drawingml/2006/wordprocessingDrawing" xmlns:w10="urn:schemas-microsoft-com:office:word" xmlns:w="http://schemas.openxmlformats.org/wordprocessingml/2006/main" xmlns:w14="http://schemas.microsoft.com/office/word/2010/wordml" xmlns:w15="http://schemas.microsoft.com/office/word/2012/wordml" xmlns:wpg="http://schemas.microsoft.com/office/word/2010/wordprocessingGroup" xmlns:wpi="http://schemas.microsoft.com/office/word/2010/wordprocessingInk" xmlns:wne="http://schemas.microsoft.com/office/word/2006/wordml" xmlns:wps="http://schemas.microsoft.com/office/word/2010/wordprocessingShape" mc:Ignorable="w14 w15 wp14">
+<w:footnotes xmlns:wpc="http://schemas.microsoft.com/office/word/2010/wordprocessingCanvas" xmlns:cx="http://schemas.microsoft.com/office/drawing/2014/chartex" xmlns:cx1="http://schemas.microsoft.com/office/drawing/2015/9/8/chartex" xmlns:cx2="http://schemas.microsoft.com/office/drawing/2015/10/21/chartex" xmlns:cx3="http://schemas.microsoft.com/office/drawing/2016/5/9/chartex" xmlns:cx4="http://schemas.microsoft.com/office/drawing/2016/5/10/chartex" xmlns:cx5="http://schemas.microsoft.com/office/drawing/2016/5/11/chartex" xmlns:cx6="http://schemas.microsoft.com/office/drawing/2016/5/12/chartex" xmlns:cx7="http://schemas.microsoft.com/office/drawing/2016/5/13/chartex" xmlns:cx8="http://schemas.microsoft.com/office/drawing/2016/5/14/chartex" xmlns:mc="http://schemas.openxmlformats.org/markup-compatibility/2006" xmlns:aink="http://schemas.microsoft.com/office/drawing/2016/ink" xmlns:am3d="http://schemas.microsoft.com/office/drawing/2017/model3d" xmlns:o="urn:schemas-microsoft-com:office:office" xmlns:oel="http://schemas.microsoft.com/office/2019/extlst" xmlns:r="http://schemas.openxmlformats.org/officeDocument/2006/relationships" xmlns:m="http://schemas.openxmlformats.org/officeDocument/2006/math" xmlns:v="urn:schemas-microsoft-com:vml" xmlns:wp14="http://schemas.microsoft.com/office/word/2010/wordprocessingDrawing" xmlns:wp="http://schemas.openxmlformats.org/drawingml/2006/wordprocessingDrawing" xmlns:w10="urn:schemas-microsoft-com:office:word" xmlns:w="http://schemas.openxmlformats.org/wordprocessingml/2006/main" xmlns:w14="http://schemas.microsoft.com/office/word/2010/wordml" xmlns:w15="http://schemas.microsoft.com/office/word/2012/wordml" xmlns:w16cex="http://schemas.microsoft.com/office/word/2018/wordml/cex" xmlns:w16cid="http://schemas.microsoft.com/office/word/2016/wordml/cid" xmlns:w16="http://schemas.microsoft.com/office/word/2018/wordml" xmlns:w16du="http://schemas.microsoft.com/office/word/2023/wordml/word16du" xmlns:w16sdtdh="http://schemas.microsoft.com/office/word/2020/wordml/sdtdatahash" xmlns:w16sdtfl="http://schemas.microsoft.com/office/word/2024/wordml/sdtformatlock" xmlns:w16se="http://schemas.microsoft.com/office/word/2015/wordml/symex" xmlns:wpg="http://schemas.microsoft.com/office/word/2010/wordprocessingGroup" xmlns:wpi="http://schemas.microsoft.com/office/word/2010/wordprocessingInk" xmlns:wne="http://schemas.microsoft.com/office/word/2006/wordml" xmlns:wps="http://schemas.microsoft.com/office/word/2010/wordprocessingShape" mc:Ignorable="w14 w15 w16se w16cid w16 w16cex w16sdtdh w16sdtfl w16du wp14">
   <w:footnote w:type="separator" w:id="-1">
     <w:p>
       <w:pPr>
@@ -5702,7 +5143,7 @@
 </file>
 
 <file path=word/header1.xml><?xml version="1.0" encoding="utf-8"?>
-<w:hdr xmlns:wpc="http://schemas.microsoft.com/office/word/2010/wordprocessingCanvas" xmlns:mc="http://schemas.openxmlformats.org/markup-compatibility/2006" xmlns:o="urn:schemas-microsoft-com:office:office" xmlns:r="http://schemas.openxmlformats.org/officeDocument/2006/relationships" xmlns:m="http://schemas.openxmlformats.org/officeDocument/2006/math" xmlns:v="urn:schemas-microsoft-com:vml" xmlns:wp14="http://schemas.microsoft.com/office/word/2010/wordprocessingDrawing" xmlns:wp="http://schemas.openxmlformats.org/drawingml/2006/wordprocessingDrawing" xmlns:w10="urn:schemas-microsoft-com:office:word" xmlns:w="http://schemas.openxmlformats.org/wordprocessingml/2006/main" xmlns:w14="http://schemas.microsoft.com/office/word/2010/wordml" xmlns:w15="http://schemas.microsoft.com/office/word/2012/wordml" xmlns:wpg="http://schemas.microsoft.com/office/word/2010/wordprocessingGroup" xmlns:wpi="http://schemas.microsoft.com/office/word/2010/wordprocessingInk" xmlns:wne="http://schemas.microsoft.com/office/word/2006/wordml" xmlns:wps="http://schemas.microsoft.com/office/word/2010/wordprocessingShape" mc:Ignorable="w14 w15 wp14">
+<w:hdr xmlns:wpc="http://schemas.microsoft.com/office/word/2010/wordprocessingCanvas" xmlns:cx="http://schemas.microsoft.com/office/drawing/2014/chartex" xmlns:cx1="http://schemas.microsoft.com/office/drawing/2015/9/8/chartex" xmlns:cx2="http://schemas.microsoft.com/office/drawing/2015/10/21/chartex" xmlns:cx3="http://schemas.microsoft.com/office/drawing/2016/5/9/chartex" xmlns:cx4="http://schemas.microsoft.com/office/drawing/2016/5/10/chartex" xmlns:cx5="http://schemas.microsoft.com/office/drawing/2016/5/11/chartex" xmlns:cx6="http://schemas.microsoft.com/office/drawing/2016/5/12/chartex" xmlns:cx7="http://schemas.microsoft.com/office/drawing/2016/5/13/chartex" xmlns:cx8="http://schemas.microsoft.com/office/drawing/2016/5/14/chartex" xmlns:mc="http://schemas.openxmlformats.org/markup-compatibility/2006" xmlns:aink="http://schemas.microsoft.com/office/drawing/2016/ink" xmlns:am3d="http://schemas.microsoft.com/office/drawing/2017/model3d" xmlns:o="urn:schemas-microsoft-com:office:office" xmlns:oel="http://schemas.microsoft.com/office/2019/extlst" xmlns:r="http://schemas.openxmlformats.org/officeDocument/2006/relationships" xmlns:m="http://schemas.openxmlformats.org/officeDocument/2006/math" xmlns:v="urn:schemas-microsoft-com:vml" xmlns:wp14="http://schemas.microsoft.com/office/word/2010/wordprocessingDrawing" xmlns:wp="http://schemas.openxmlformats.org/drawingml/2006/wordprocessingDrawing" xmlns:w10="urn:schemas-microsoft-com:office:word" xmlns:w="http://schemas.openxmlformats.org/wordprocessingml/2006/main" xmlns:w14="http://schemas.microsoft.com/office/word/2010/wordml" xmlns:w15="http://schemas.microsoft.com/office/word/2012/wordml" xmlns:w16cex="http://schemas.microsoft.com/office/word/2018/wordml/cex" xmlns:w16cid="http://schemas.microsoft.com/office/word/2016/wordml/cid" xmlns:w16="http://schemas.microsoft.com/office/word/2018/wordml" xmlns:w16du="http://schemas.microsoft.com/office/word/2023/wordml/word16du" xmlns:w16sdtdh="http://schemas.microsoft.com/office/word/2020/wordml/sdtdatahash" xmlns:w16sdtfl="http://schemas.microsoft.com/office/word/2024/wordml/sdtformatlock" xmlns:w16se="http://schemas.microsoft.com/office/word/2015/wordml/symex" xmlns:wpg="http://schemas.microsoft.com/office/word/2010/wordprocessingGroup" xmlns:wpi="http://schemas.microsoft.com/office/word/2010/wordprocessingInk" xmlns:wne="http://schemas.microsoft.com/office/word/2006/wordml" xmlns:wps="http://schemas.microsoft.com/office/word/2010/wordprocessingShape" mc:Ignorable="w14 w15 w16se w16cid w16 w16cex w16sdtdh w16sdtfl w16du wp14">
   <w:p>
     <w:pPr>
       <w:pStyle w:val="Header"/>
@@ -5789,7 +5230,7 @@
             </wp:anchor>
           </w:drawing>
         </mc:Choice>
-        <mc:Fallback xmlns:cx="http://schemas.microsoft.com/office/drawing/2014/chartex" xmlns:cx1="http://schemas.microsoft.com/office/drawing/2015/9/8/chartex" xmlns:cx2="http://schemas.microsoft.com/office/drawing/2015/10/21/chartex" xmlns:cx3="http://schemas.microsoft.com/office/drawing/2016/5/9/chartex" xmlns:cx4="http://schemas.microsoft.com/office/drawing/2016/5/10/chartex" xmlns:cx5="http://schemas.microsoft.com/office/drawing/2016/5/11/chartex" xmlns:cx6="http://schemas.microsoft.com/office/drawing/2016/5/12/chartex" xmlns:cx7="http://schemas.microsoft.com/office/drawing/2016/5/13/chartex" xmlns:cx8="http://schemas.microsoft.com/office/drawing/2016/5/14/chartex" xmlns:aink="http://schemas.microsoft.com/office/drawing/2016/ink" xmlns:am3d="http://schemas.microsoft.com/office/drawing/2017/model3d" xmlns:w16cex="http://schemas.microsoft.com/office/word/2018/wordml/cex" xmlns:w16cid="http://schemas.microsoft.com/office/word/2016/wordml/cid" xmlns:w16="http://schemas.microsoft.com/office/word/2018/wordml" xmlns:w16sdtdh="http://schemas.microsoft.com/office/word/2020/wordml/sdtdatahash" xmlns:w16se="http://schemas.microsoft.com/office/word/2015/wordml/symex">
+        <mc:Fallback>
           <w:pict>
             <v:line w14:anchorId="451F9983" id="Straight Connector 4" o:spid="_x0000_s1026" style="position:absolute;z-index:251659264;visibility:visible;mso-wrap-style:square;mso-width-percent:0;mso-height-percent:0;mso-wrap-distance-left:9pt;mso-wrap-distance-top:-3e-5mm;mso-wrap-distance-right:9pt;mso-wrap-distance-bottom:-3e-5mm;mso-position-horizontal:absolute;mso-position-horizontal-relative:text;mso-position-vertical:absolute;mso-position-vertical-relative:text;mso-width-percent:0;mso-height-percent:0;mso-width-relative:margin;mso-height-relative:page" from="-43.65pt,14.2pt" to="493.5pt,14.2pt" o:gfxdata="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" strokecolor="#4472c4 [3204]" strokeweight="2.5pt">
               <v:stroke linestyle="thinThin" joinstyle="miter"/>
@@ -5869,8 +5310,8 @@
 </file>
 
 <file path=word/numbering.xml><?xml version="1.0" encoding="utf-8"?>
-<w:numbering xmlns:wpc="http://schemas.microsoft.com/office/word/2010/wordprocessingCanvas" xmlns:mc="http://schemas.openxmlformats.org/markup-compatibility/2006" xmlns:o="urn:schemas-microsoft-com:office:office" xmlns:r="http://schemas.openxmlformats.org/officeDocument/2006/relationships" xmlns:m="http://schemas.openxmlformats.org/officeDocument/2006/math" xmlns:v="urn:schemas-microsoft-com:vml" xmlns:wp14="http://schemas.microsoft.com/office/word/2010/wordprocessingDrawing" xmlns:wp="http://schemas.openxmlformats.org/drawingml/2006/wordprocessingDrawing" xmlns:w10="urn:schemas-microsoft-com:office:word" xmlns:w="http://schemas.openxmlformats.org/wordprocessingml/2006/main" xmlns:w14="http://schemas.microsoft.com/office/word/2010/wordml" xmlns:w15="http://schemas.microsoft.com/office/word/2012/wordml" xmlns:wpg="http://schemas.microsoft.com/office/word/2010/wordprocessingGroup" xmlns:wpi="http://schemas.microsoft.com/office/word/2010/wordprocessingInk" xmlns:wne="http://schemas.microsoft.com/office/word/2006/wordml" xmlns:wps="http://schemas.microsoft.com/office/word/2010/wordprocessingShape" mc:Ignorable="w14 w15 wp14">
-  <w:abstractNum w:abstractNumId="0">
+<w:numbering xmlns:wpc="http://schemas.microsoft.com/office/word/2010/wordprocessingCanvas" xmlns:cx="http://schemas.microsoft.com/office/drawing/2014/chartex" xmlns:cx1="http://schemas.microsoft.com/office/drawing/2015/9/8/chartex" xmlns:cx2="http://schemas.microsoft.com/office/drawing/2015/10/21/chartex" xmlns:cx3="http://schemas.microsoft.com/office/drawing/2016/5/9/chartex" xmlns:cx4="http://schemas.microsoft.com/office/drawing/2016/5/10/chartex" xmlns:cx5="http://schemas.microsoft.com/office/drawing/2016/5/11/chartex" xmlns:cx6="http://schemas.microsoft.com/office/drawing/2016/5/12/chartex" xmlns:cx7="http://schemas.microsoft.com/office/drawing/2016/5/13/chartex" xmlns:cx8="http://schemas.microsoft.com/office/drawing/2016/5/14/chartex" xmlns:mc="http://schemas.openxmlformats.org/markup-compatibility/2006" xmlns:aink="http://schemas.microsoft.com/office/drawing/2016/ink" xmlns:am3d="http://schemas.microsoft.com/office/drawing/2017/model3d" xmlns:o="urn:schemas-microsoft-com:office:office" xmlns:oel="http://schemas.microsoft.com/office/2019/extlst" xmlns:r="http://schemas.openxmlformats.org/officeDocument/2006/relationships" xmlns:m="http://schemas.openxmlformats.org/officeDocument/2006/math" xmlns:v="urn:schemas-microsoft-com:vml" xmlns:wp14="http://schemas.microsoft.com/office/word/2010/wordprocessingDrawing" xmlns:wp="http://schemas.openxmlformats.org/drawingml/2006/wordprocessingDrawing" xmlns:w10="urn:schemas-microsoft-com:office:word" xmlns:w="http://schemas.openxmlformats.org/wordprocessingml/2006/main" xmlns:w14="http://schemas.microsoft.com/office/word/2010/wordml" xmlns:w15="http://schemas.microsoft.com/office/word/2012/wordml" xmlns:w16cex="http://schemas.microsoft.com/office/word/2018/wordml/cex" xmlns:w16cid="http://schemas.microsoft.com/office/word/2016/wordml/cid" xmlns:w16="http://schemas.microsoft.com/office/word/2018/wordml" xmlns:w16du="http://schemas.microsoft.com/office/word/2023/wordml/word16du" xmlns:w16sdtdh="http://schemas.microsoft.com/office/word/2020/wordml/sdtdatahash" xmlns:w16sdtfl="http://schemas.microsoft.com/office/word/2024/wordml/sdtformatlock" xmlns:w16se="http://schemas.microsoft.com/office/word/2015/wordml/symex" xmlns:wpg="http://schemas.microsoft.com/office/word/2010/wordprocessingGroup" xmlns:wpi="http://schemas.microsoft.com/office/word/2010/wordprocessingInk" xmlns:wne="http://schemas.microsoft.com/office/word/2006/wordml" xmlns:wps="http://schemas.microsoft.com/office/word/2010/wordprocessingShape" mc:Ignorable="w14 w15 w16se w16cid w16 w16cex w16sdtdh w16sdtfl w16du wp14">
+  <w:abstractNum w:abstractNumId="0" w15:restartNumberingAfterBreak="0">
     <w:nsid w:val="18B10225"/>
     <w:multiLevelType w:val="multilevel"/>
     <w:tmpl w:val="F1387A94"/>
@@ -5956,7 +5397,7 @@
       </w:pPr>
     </w:lvl>
   </w:abstractNum>
-  <w:abstractNum w:abstractNumId="1">
+  <w:abstractNum w:abstractNumId="1" w15:restartNumberingAfterBreak="0">
     <w:nsid w:val="21626CEB"/>
     <w:multiLevelType w:val="hybridMultilevel"/>
     <w:tmpl w:val="A14C513C"/>
@@ -6042,7 +5483,7 @@
       </w:pPr>
     </w:lvl>
   </w:abstractNum>
-  <w:abstractNum w:abstractNumId="2">
+  <w:abstractNum w:abstractNumId="2" w15:restartNumberingAfterBreak="0">
     <w:nsid w:val="425C059C"/>
     <w:multiLevelType w:val="multilevel"/>
     <w:tmpl w:val="D45676CA"/>
@@ -6155,7 +5596,7 @@
       </w:pPr>
     </w:lvl>
   </w:abstractNum>
-  <w:abstractNum w:abstractNumId="3">
+  <w:abstractNum w:abstractNumId="3" w15:restartNumberingAfterBreak="0">
     <w:nsid w:val="439D2C39"/>
     <w:multiLevelType w:val="hybridMultilevel"/>
     <w:tmpl w:val="11A42FC4"/>
@@ -6245,7 +5686,7 @@
       </w:pPr>
     </w:lvl>
   </w:abstractNum>
-  <w:abstractNum w:abstractNumId="4">
+  <w:abstractNum w:abstractNumId="4" w15:restartNumberingAfterBreak="0">
     <w:nsid w:val="454648F0"/>
     <w:multiLevelType w:val="multilevel"/>
     <w:tmpl w:val="C0F40952"/>
@@ -6361,7 +5802,7 @@
       </w:pPr>
     </w:lvl>
   </w:abstractNum>
-  <w:abstractNum w:abstractNumId="5">
+  <w:abstractNum w:abstractNumId="5" w15:restartNumberingAfterBreak="0">
     <w:nsid w:val="49312399"/>
     <w:multiLevelType w:val="multilevel"/>
     <w:tmpl w:val="A99EB11A"/>
@@ -6474,7 +5915,7 @@
       </w:pPr>
     </w:lvl>
   </w:abstractNum>
-  <w:abstractNum w:abstractNumId="6">
+  <w:abstractNum w:abstractNumId="6" w15:restartNumberingAfterBreak="0">
     <w:nsid w:val="5D072E39"/>
     <w:multiLevelType w:val="multilevel"/>
     <w:tmpl w:val="16924A90"/>
@@ -6590,7 +6031,7 @@
       </w:pPr>
     </w:lvl>
   </w:abstractNum>
-  <w:abstractNum w:abstractNumId="7">
+  <w:abstractNum w:abstractNumId="7" w15:restartNumberingAfterBreak="0">
     <w:nsid w:val="6BCB254C"/>
     <w:multiLevelType w:val="multilevel"/>
     <w:tmpl w:val="3F945D5C"/>
@@ -6706,7 +6147,7 @@
       </w:pPr>
     </w:lvl>
   </w:abstractNum>
-  <w:abstractNum w:abstractNumId="8">
+  <w:abstractNum w:abstractNumId="8" w15:restartNumberingAfterBreak="0">
     <w:nsid w:val="785075A2"/>
     <w:multiLevelType w:val="multilevel"/>
     <w:tmpl w:val="2A70623C"/>
@@ -6819,38 +6260,38 @@
       </w:pPr>
     </w:lvl>
   </w:abstractNum>
-  <w:num w:numId="1">
+  <w:num w:numId="1" w16cid:durableId="687876391">
     <w:abstractNumId w:val="0"/>
   </w:num>
-  <w:num w:numId="2">
+  <w:num w:numId="2" w16cid:durableId="1111705131">
     <w:abstractNumId w:val="3"/>
   </w:num>
-  <w:num w:numId="3">
+  <w:num w:numId="3" w16cid:durableId="282077724">
     <w:abstractNumId w:val="1"/>
   </w:num>
-  <w:num w:numId="4">
+  <w:num w:numId="4" w16cid:durableId="2038194534">
     <w:abstractNumId w:val="5"/>
   </w:num>
-  <w:num w:numId="5">
+  <w:num w:numId="5" w16cid:durableId="1300302416">
     <w:abstractNumId w:val="6"/>
   </w:num>
-  <w:num w:numId="6">
+  <w:num w:numId="6" w16cid:durableId="650447671">
     <w:abstractNumId w:val="8"/>
   </w:num>
-  <w:num w:numId="7">
+  <w:num w:numId="7" w16cid:durableId="606818580">
     <w:abstractNumId w:val="7"/>
   </w:num>
-  <w:num w:numId="8">
+  <w:num w:numId="8" w16cid:durableId="300039919">
     <w:abstractNumId w:val="2"/>
   </w:num>
-  <w:num w:numId="9">
+  <w:num w:numId="9" w16cid:durableId="1969313849">
     <w:abstractNumId w:val="4"/>
   </w:num>
 </w:numbering>
 </file>
 
 <file path=word/styles.xml><?xml version="1.0" encoding="utf-8"?>
-<w:styles xmlns:mc="http://schemas.openxmlformats.org/markup-compatibility/2006" xmlns:r="http://schemas.openxmlformats.org/officeDocument/2006/relationships" xmlns:w="http://schemas.openxmlformats.org/wordprocessingml/2006/main" xmlns:w14="http://schemas.microsoft.com/office/word/2010/wordml" xmlns:w15="http://schemas.microsoft.com/office/word/2012/wordml" mc:Ignorable="w14 w15">
+<w:styles xmlns:mc="http://schemas.openxmlformats.org/markup-compatibility/2006" xmlns:r="http://schemas.openxmlformats.org/officeDocument/2006/relationships" xmlns:w="http://schemas.openxmlformats.org/wordprocessingml/2006/main" xmlns:w14="http://schemas.microsoft.com/office/word/2010/wordml" xmlns:w15="http://schemas.microsoft.com/office/word/2012/wordml" xmlns:w16cex="http://schemas.microsoft.com/office/word/2018/wordml/cex" xmlns:w16cid="http://schemas.microsoft.com/office/word/2016/wordml/cid" xmlns:w16="http://schemas.microsoft.com/office/word/2018/wordml" xmlns:w16du="http://schemas.microsoft.com/office/word/2023/wordml/word16du" xmlns:w16sdtdh="http://schemas.microsoft.com/office/word/2020/wordml/sdtdatahash" xmlns:w16sdtfl="http://schemas.microsoft.com/office/word/2024/wordml/sdtformatlock" xmlns:w16se="http://schemas.microsoft.com/office/word/2015/wordml/symex" mc:Ignorable="w14 w15 w16se w16cid w16 w16cex w16sdtdh w16sdtfl w16du">
   <w:docDefaults>
     <w:rPrDefault>
       <w:rPr>
@@ -6865,7 +6306,7 @@
       </w:pPr>
     </w:pPrDefault>
   </w:docDefaults>
-  <w:latentStyles w:defLockedState="0" w:defUIPriority="99" w:defSemiHidden="0" w:defUnhideWhenUsed="0" w:defQFormat="0" w:count="371">
+  <w:latentStyles w:defLockedState="0" w:defUIPriority="99" w:defSemiHidden="0" w:defUnhideWhenUsed="0" w:defQFormat="0" w:count="376">
     <w:lsdException w:name="Normal" w:uiPriority="0" w:qFormat="1"/>
     <w:lsdException w:name="heading 1" w:uiPriority="9" w:qFormat="1"/>
     <w:lsdException w:name="heading 2" w:semiHidden="1" w:uiPriority="9" w:unhideWhenUsed="1" w:qFormat="1"/>
@@ -7237,6 +6678,11 @@
     <w:lsdException w:name="List Table 5 Dark Accent 6" w:uiPriority="50"/>
     <w:lsdException w:name="List Table 6 Colorful Accent 6" w:uiPriority="51"/>
     <w:lsdException w:name="List Table 7 Colorful Accent 6" w:uiPriority="52"/>
+    <w:lsdException w:name="Mention" w:semiHidden="1" w:unhideWhenUsed="1"/>
+    <w:lsdException w:name="Smart Hyperlink" w:semiHidden="1" w:unhideWhenUsed="1"/>
+    <w:lsdException w:name="Hashtag" w:semiHidden="1" w:unhideWhenUsed="1"/>
+    <w:lsdException w:name="Unresolved Mention" w:semiHidden="1" w:unhideWhenUsed="1"/>
+    <w:lsdException w:name="Smart Link" w:semiHidden="1" w:unhideWhenUsed="1"/>
   </w:latentStyles>
   <w:style w:type="paragraph" w:default="1" w:styleId="Normal">
     <w:name w:val="Normal"/>
@@ -7333,7 +6779,6 @@
       <w:lang w:val="en-IN" w:bidi="ar-SA"/>
     </w:rPr>
     <w:tblPr>
-      <w:tblInd w:w="0" w:type="dxa"/>
       <w:tblBorders>
         <w:top w:val="single" w:sz="4" w:space="0" w:color="auto"/>
         <w:left w:val="single" w:sz="4" w:space="0" w:color="auto"/>
@@ -7342,12 +6787,6 @@
         <w:insideH w:val="single" w:sz="4" w:space="0" w:color="auto"/>
         <w:insideV w:val="single" w:sz="4" w:space="0" w:color="auto"/>
       </w:tblBorders>
-      <w:tblCellMar>
-        <w:top w:w="0" w:type="dxa"/>
-        <w:left w:w="108" w:type="dxa"/>
-        <w:bottom w:w="0" w:type="dxa"/>
-        <w:right w:w="108" w:type="dxa"/>
-      </w:tblCellMar>
     </w:tblPr>
   </w:style>
   <w:style w:type="paragraph" w:styleId="Header">
